--- a/Docs/Sprint03/Sprint_Planning_S3.docx
+++ b/Docs/Sprint03/Sprint_Planning_S3.docx
@@ -790,17 +790,15 @@
                 <w:rFonts w:ascii="Times New Roman" w:eastAsia="Times New Roman" w:hAnsi="Times New Roman" w:cs="Times New Roman"/>
                 <w:sz w:val="24"/>
                 <w:szCs w:val="24"/>
-                <w:lang w:val="vi-VN"/>
-              </w:rPr>
-            </w:pPr>
-            <w:r>
-              <w:rPr>
-                <w:rFonts w:ascii="Times New Roman" w:eastAsia="Times New Roman" w:hAnsi="Times New Roman" w:cs="Times New Roman"/>
-                <w:sz w:val="24"/>
-                <w:szCs w:val="24"/>
-                <w:lang w:val="vi-VN"/>
-              </w:rPr>
-              <w:t>2</w:t>
+              </w:rPr>
+            </w:pPr>
+            <w:r>
+              <w:rPr>
+                <w:rFonts w:ascii="Times New Roman" w:eastAsia="Times New Roman" w:hAnsi="Times New Roman" w:cs="Times New Roman"/>
+                <w:sz w:val="24"/>
+                <w:szCs w:val="24"/>
+              </w:rPr>
+              <w:t>3</w:t>
             </w:r>
           </w:p>
         </w:tc>
@@ -852,7 +850,7 @@
                 <w:sz w:val="24"/>
                 <w:szCs w:val="24"/>
               </w:rPr>
-              <w:t>To Do</w:t>
+              <w:t>Done</w:t>
             </w:r>
           </w:p>
         </w:tc>
@@ -968,7 +966,7 @@
                 <w:sz w:val="24"/>
                 <w:szCs w:val="24"/>
               </w:rPr>
-              <w:t>3</w:t>
+              <w:t>2</w:t>
             </w:r>
           </w:p>
         </w:tc>
@@ -1021,7 +1019,7 @@
                 <w:sz w:val="24"/>
                 <w:szCs w:val="24"/>
               </w:rPr>
-              <w:t>To Do</w:t>
+              <w:t>Done</w:t>
             </w:r>
           </w:p>
         </w:tc>
@@ -1144,7 +1142,7 @@
                 <w:sz w:val="24"/>
                 <w:szCs w:val="24"/>
               </w:rPr>
-              <w:t>1</w:t>
+              <w:t>2</w:t>
             </w:r>
           </w:p>
         </w:tc>
@@ -1195,7 +1193,7 @@
                 <w:sz w:val="24"/>
                 <w:szCs w:val="24"/>
               </w:rPr>
-              <w:t>To Do</w:t>
+              <w:t>Done</w:t>
             </w:r>
           </w:p>
         </w:tc>
@@ -1310,16 +1308,7 @@
                 <w:szCs w:val="24"/>
                 <w:lang w:val="vi-VN"/>
               </w:rPr>
-              <w:t xml:space="preserve"> </w:t>
-            </w:r>
-            <w:r>
-              <w:rPr>
-                <w:rFonts w:ascii="Times New Roman" w:eastAsia="Times New Roman" w:hAnsi="Times New Roman" w:cs="Times New Roman"/>
-                <w:sz w:val="24"/>
-                <w:szCs w:val="24"/>
-                <w:lang w:val="vi-VN"/>
-              </w:rPr>
-              <w:t>bình</w:t>
+              <w:t xml:space="preserve"> bình</w:t>
             </w:r>
           </w:p>
         </w:tc>
@@ -1343,7 +1332,7 @@
                 <w:sz w:val="24"/>
                 <w:szCs w:val="24"/>
               </w:rPr>
-              <w:t>3</w:t>
+              <w:t>2</w:t>
             </w:r>
           </w:p>
         </w:tc>
@@ -1393,7 +1382,7 @@
                 <w:sz w:val="24"/>
                 <w:szCs w:val="24"/>
               </w:rPr>
-              <w:t>To Do</w:t>
+              <w:t>Done</w:t>
             </w:r>
           </w:p>
         </w:tc>
@@ -1611,34 +1600,7 @@
                 <w:szCs w:val="24"/>
                 <w:lang w:val="vi-VN"/>
               </w:rPr>
-              <w:t xml:space="preserve"> </w:t>
-            </w:r>
-            <w:r>
-              <w:rPr>
-                <w:rFonts w:ascii="Times New Roman" w:eastAsia="Times New Roman" w:hAnsi="Times New Roman" w:cs="Times New Roman"/>
-                <w:sz w:val="24"/>
-                <w:szCs w:val="24"/>
-                <w:lang w:val="vi-VN"/>
-              </w:rPr>
-              <w:t xml:space="preserve">UI cho </w:t>
-            </w:r>
-            <w:r>
-              <w:rPr>
-                <w:rFonts w:ascii="Times New Roman" w:eastAsia="Times New Roman" w:hAnsi="Times New Roman" w:cs="Times New Roman"/>
-                <w:sz w:val="24"/>
-                <w:szCs w:val="24"/>
-                <w:lang w:val="vi-VN"/>
-              </w:rPr>
-              <w:t>T</w:t>
-            </w:r>
-            <w:r>
-              <w:rPr>
-                <w:rFonts w:ascii="Times New Roman" w:eastAsia="Times New Roman" w:hAnsi="Times New Roman" w:cs="Times New Roman"/>
-                <w:sz w:val="24"/>
-                <w:szCs w:val="24"/>
-                <w:lang w:val="vi-VN"/>
-              </w:rPr>
-              <w:t xml:space="preserve">rang </w:t>
+              <w:t xml:space="preserve"> UI cho Trang </w:t>
             </w:r>
             <w:r>
               <w:rPr>
@@ -1655,16 +1617,7 @@
                 <w:szCs w:val="24"/>
                 <w:lang w:val="vi-VN"/>
               </w:rPr>
-              <w:t xml:space="preserve"> lý lịch hẹn của bác </w:t>
-            </w:r>
-            <w:r>
-              <w:rPr>
-                <w:rFonts w:ascii="Times New Roman" w:eastAsia="Times New Roman" w:hAnsi="Times New Roman" w:cs="Times New Roman"/>
-                <w:sz w:val="24"/>
-                <w:szCs w:val="24"/>
-                <w:lang w:val="vi-VN"/>
-              </w:rPr>
-              <w:t>sĩ.</w:t>
+              <w:t xml:space="preserve"> lý lịch hẹn của bác sĩ.</w:t>
             </w:r>
           </w:p>
         </w:tc>
@@ -1759,7 +1712,7 @@
                 <w:sz w:val="24"/>
                 <w:szCs w:val="24"/>
               </w:rPr>
-              <w:t>…</w:t>
+              <w:t>Vanilla JavaScript + HTML5 + CSS3</w:t>
             </w:r>
           </w:p>
         </w:tc>
@@ -1797,25 +1750,7 @@
                 <w:szCs w:val="24"/>
                 <w:lang w:val="vi-VN"/>
               </w:rPr>
-              <w:t xml:space="preserve"> cho Trang </w:t>
-            </w:r>
-            <w:r>
-              <w:rPr>
-                <w:rFonts w:ascii="Times New Roman" w:eastAsia="Times New Roman" w:hAnsi="Times New Roman" w:cs="Times New Roman"/>
-                <w:sz w:val="24"/>
-                <w:szCs w:val="24"/>
-                <w:lang w:val="vi-VN"/>
-              </w:rPr>
-              <w:t xml:space="preserve">đánh giá phòng </w:t>
-            </w:r>
-            <w:r>
-              <w:rPr>
-                <w:rFonts w:ascii="Times New Roman" w:eastAsia="Times New Roman" w:hAnsi="Times New Roman" w:cs="Times New Roman"/>
-                <w:sz w:val="24"/>
-                <w:szCs w:val="24"/>
-                <w:lang w:val="vi-VN"/>
-              </w:rPr>
-              <w:t>khám.</w:t>
+              <w:t xml:space="preserve"> cho Trang đánh giá phòng khám.</w:t>
             </w:r>
           </w:p>
         </w:tc>
@@ -1899,6 +1834,14 @@
                 <w:szCs w:val="24"/>
               </w:rPr>
             </w:pPr>
+            <w:r>
+              <w:rPr>
+                <w:rFonts w:ascii="Times New Roman" w:eastAsia="Times New Roman" w:hAnsi="Times New Roman" w:cs="Times New Roman"/>
+                <w:sz w:val="24"/>
+                <w:szCs w:val="24"/>
+              </w:rPr>
+              <w:t>Vanilla JavaScript + HTML5 + CSS3</w:t>
+            </w:r>
           </w:p>
         </w:tc>
       </w:tr>
@@ -1935,25 +1878,7 @@
                 <w:szCs w:val="24"/>
                 <w:lang w:val="vi-VN"/>
               </w:rPr>
-              <w:t xml:space="preserve"> cho Trang </w:t>
-            </w:r>
-            <w:r>
-              <w:rPr>
-                <w:rFonts w:ascii="Times New Roman" w:eastAsia="Times New Roman" w:hAnsi="Times New Roman" w:cs="Times New Roman"/>
-                <w:sz w:val="24"/>
-                <w:szCs w:val="24"/>
-                <w:lang w:val="vi-VN"/>
-              </w:rPr>
-              <w:t xml:space="preserve">đánh giá bác </w:t>
-            </w:r>
-            <w:r>
-              <w:rPr>
-                <w:rFonts w:ascii="Times New Roman" w:eastAsia="Times New Roman" w:hAnsi="Times New Roman" w:cs="Times New Roman"/>
-                <w:sz w:val="24"/>
-                <w:szCs w:val="24"/>
-                <w:lang w:val="vi-VN"/>
-              </w:rPr>
-              <w:t>sĩ.</w:t>
+              <w:t xml:space="preserve"> cho Trang đánh giá bác sĩ.</w:t>
             </w:r>
           </w:p>
         </w:tc>
@@ -2037,6 +1962,14 @@
                 <w:szCs w:val="24"/>
               </w:rPr>
             </w:pPr>
+            <w:r>
+              <w:rPr>
+                <w:rFonts w:ascii="Times New Roman" w:eastAsia="Times New Roman" w:hAnsi="Times New Roman" w:cs="Times New Roman"/>
+                <w:sz w:val="24"/>
+                <w:szCs w:val="24"/>
+              </w:rPr>
+              <w:t>Vanilla JavaScript + HTML5 + CSS3</w:t>
+            </w:r>
           </w:p>
         </w:tc>
       </w:tr>
@@ -2075,25 +2008,7 @@
                 <w:szCs w:val="24"/>
                 <w:lang w:val="vi-VN"/>
               </w:rPr>
-              <w:t xml:space="preserve"> API liên quan đến </w:t>
-            </w:r>
-            <w:r>
-              <w:rPr>
-                <w:rFonts w:ascii="Times New Roman" w:eastAsia="Times New Roman" w:hAnsi="Times New Roman" w:cs="Times New Roman"/>
-                <w:sz w:val="24"/>
-                <w:szCs w:val="24"/>
-                <w:lang w:val="vi-VN"/>
-              </w:rPr>
-              <w:t xml:space="preserve">quản lý lịch hẹn của bác </w:t>
-            </w:r>
-            <w:r>
-              <w:rPr>
-                <w:rFonts w:ascii="Times New Roman" w:eastAsia="Times New Roman" w:hAnsi="Times New Roman" w:cs="Times New Roman"/>
-                <w:sz w:val="24"/>
-                <w:szCs w:val="24"/>
-                <w:lang w:val="vi-VN"/>
-              </w:rPr>
-              <w:t>sĩ.</w:t>
+              <w:t xml:space="preserve"> API liên quan đến quản lý lịch hẹn của bác sĩ.</w:t>
             </w:r>
           </w:p>
         </w:tc>
@@ -2177,6 +2092,14 @@
                 <w:szCs w:val="24"/>
               </w:rPr>
             </w:pPr>
+            <w:r>
+              <w:rPr>
+                <w:rFonts w:ascii="Times New Roman" w:eastAsia="Times New Roman" w:hAnsi="Times New Roman" w:cs="Times New Roman"/>
+                <w:sz w:val="24"/>
+                <w:szCs w:val="24"/>
+              </w:rPr>
+              <w:t>ASP.NET Core Web API (C#)</w:t>
+            </w:r>
           </w:p>
         </w:tc>
       </w:tr>
@@ -2215,25 +2138,7 @@
                 <w:szCs w:val="24"/>
                 <w:lang w:val="vi-VN"/>
               </w:rPr>
-              <w:t xml:space="preserve"> quan đến quản lý </w:t>
-            </w:r>
-            <w:r>
-              <w:rPr>
-                <w:rFonts w:ascii="Times New Roman" w:eastAsia="Times New Roman" w:hAnsi="Times New Roman" w:cs="Times New Roman"/>
-                <w:sz w:val="24"/>
-                <w:szCs w:val="24"/>
-                <w:lang w:val="vi-VN"/>
-              </w:rPr>
-              <w:t xml:space="preserve">đánh giá phòng </w:t>
-            </w:r>
-            <w:r>
-              <w:rPr>
-                <w:rFonts w:ascii="Times New Roman" w:eastAsia="Times New Roman" w:hAnsi="Times New Roman" w:cs="Times New Roman"/>
-                <w:sz w:val="24"/>
-                <w:szCs w:val="24"/>
-                <w:lang w:val="vi-VN"/>
-              </w:rPr>
-              <w:t>khám.</w:t>
+              <w:t xml:space="preserve"> quan đến quản lý đánh giá phòng khám.</w:t>
             </w:r>
           </w:p>
         </w:tc>
@@ -2327,7 +2232,7 @@
                 <w:sz w:val="24"/>
                 <w:szCs w:val="24"/>
               </w:rPr>
-              <w:t>…</w:t>
+              <w:t>ASP.NET Core Web API (C#)</w:t>
             </w:r>
           </w:p>
         </w:tc>
@@ -2365,25 +2270,7 @@
                 <w:szCs w:val="24"/>
                 <w:lang w:val="vi-VN"/>
               </w:rPr>
-              <w:t xml:space="preserve"> quan đến </w:t>
-            </w:r>
-            <w:r>
-              <w:rPr>
-                <w:rFonts w:ascii="Times New Roman" w:eastAsia="Times New Roman" w:hAnsi="Times New Roman" w:cs="Times New Roman"/>
-                <w:sz w:val="24"/>
-                <w:szCs w:val="24"/>
-                <w:lang w:val="vi-VN"/>
-              </w:rPr>
-              <w:t>quản lý đánh giá bác sĩ</w:t>
-            </w:r>
-            <w:r>
-              <w:rPr>
-                <w:rFonts w:ascii="Times New Roman" w:eastAsia="Times New Roman" w:hAnsi="Times New Roman" w:cs="Times New Roman"/>
-                <w:sz w:val="24"/>
-                <w:szCs w:val="24"/>
-                <w:lang w:val="vi-VN"/>
-              </w:rPr>
-              <w:t>.</w:t>
+              <w:t xml:space="preserve"> quan đến quản lý đánh giá bác sĩ.</w:t>
             </w:r>
           </w:p>
         </w:tc>
@@ -2467,6 +2354,14 @@
                 <w:szCs w:val="24"/>
               </w:rPr>
             </w:pPr>
+            <w:r>
+              <w:rPr>
+                <w:rFonts w:ascii="Times New Roman" w:eastAsia="Times New Roman" w:hAnsi="Times New Roman" w:cs="Times New Roman"/>
+                <w:sz w:val="24"/>
+                <w:szCs w:val="24"/>
+              </w:rPr>
+              <w:t>ASP.NET Core Web API (C#)</w:t>
+            </w:r>
           </w:p>
         </w:tc>
       </w:tr>
